--- a/docs/regulatory/IQ_Protocol_v1.0.docx
+++ b/docs/regulatory/IQ_Protocol_v1.0.docx
@@ -354,7 +354,7 @@
     </w:p>
     <w:tbl>
       <w:tblPr>
-        <w:tblW w:type="dxa" w:w="11600"/>
+        <w:tblW w:type="dxa" w:w="9746"/>
         <w:tblBorders>
           <w:top w:val="single" w:color="auto" w:sz="4"/>
           <w:left w:val="single" w:color="auto" w:sz="4"/>
@@ -365,12 +365,12 @@
         </w:tblBorders>
       </w:tblPr>
       <w:tblGrid>
-        <w:gridCol w:w="500"/>
-        <w:gridCol w:w="3400"/>
-        <w:gridCol w:w="3400"/>
-        <w:gridCol w:w="2000"/>
-        <w:gridCol w:w="1000"/>
-        <w:gridCol w:w="1300"/>
+        <w:gridCol w:w="420"/>
+        <w:gridCol w:w="2856"/>
+        <w:gridCol w:w="2856"/>
+        <w:gridCol w:w="1680"/>
+        <w:gridCol w:w="840"/>
+        <w:gridCol w:w="1094"/>
       </w:tblGrid>
       <w:tr>
         <w:trPr>
@@ -378,7 +378,7 @@
         </w:trPr>
         <w:tc>
           <w:tcPr>
-            <w:tcW w:type="dxa" w:w="500"/>
+            <w:tcW w:type="dxa" w:w="420"/>
             <w:shd w:fill="0B1E3D" w:val="clear"/>
             <w:tcMar>
               <w:top w:type="dxa" w:w="80"/>
@@ -406,7 +406,7 @@
         </w:tc>
         <w:tc>
           <w:tcPr>
-            <w:tcW w:type="dxa" w:w="3400"/>
+            <w:tcW w:type="dxa" w:w="2856"/>
             <w:shd w:fill="0B1E3D" w:val="clear"/>
             <w:tcMar>
               <w:top w:type="dxa" w:w="80"/>
@@ -434,7 +434,7 @@
         </w:tc>
         <w:tc>
           <w:tcPr>
-            <w:tcW w:type="dxa" w:w="3400"/>
+            <w:tcW w:type="dxa" w:w="2856"/>
             <w:shd w:fill="0B1E3D" w:val="clear"/>
             <w:tcMar>
               <w:top w:type="dxa" w:w="80"/>
@@ -462,7 +462,7 @@
         </w:tc>
         <w:tc>
           <w:tcPr>
-            <w:tcW w:type="dxa" w:w="2000"/>
+            <w:tcW w:type="dxa" w:w="1680"/>
             <w:shd w:fill="0B1E3D" w:val="clear"/>
             <w:tcMar>
               <w:top w:type="dxa" w:w="80"/>
@@ -490,7 +490,7 @@
         </w:tc>
         <w:tc>
           <w:tcPr>
-            <w:tcW w:type="dxa" w:w="1000"/>
+            <w:tcW w:type="dxa" w:w="840"/>
             <w:shd w:fill="0B1E3D" w:val="clear"/>
             <w:tcMar>
               <w:top w:type="dxa" w:w="80"/>
@@ -518,7 +518,7 @@
         </w:tc>
         <w:tc>
           <w:tcPr>
-            <w:tcW w:type="dxa" w:w="1300"/>
+            <w:tcW w:type="dxa" w:w="1094"/>
             <w:shd w:fill="0B1E3D" w:val="clear"/>
             <w:tcMar>
               <w:top w:type="dxa" w:w="80"/>
@@ -548,7 +548,7 @@
       <w:tr>
         <w:tc>
           <w:tcPr>
-            <w:tcW w:type="dxa" w:w="500"/>
+            <w:tcW w:type="dxa" w:w="420"/>
             <w:shd w:fill="F1F5F9" w:val="clear"/>
             <w:tcMar>
               <w:top w:type="dxa" w:w="80"/>
@@ -576,7 +576,7 @@
         </w:tc>
         <w:tc>
           <w:tcPr>
-            <w:tcW w:type="dxa" w:w="3400"/>
+            <w:tcW w:type="dxa" w:w="2856"/>
             <w:tcMar>
               <w:top w:type="dxa" w:w="80"/>
               <w:left w:type="dxa" w:w="100"/>
@@ -612,7 +612,7 @@
         </w:tc>
         <w:tc>
           <w:tcPr>
-            <w:tcW w:type="dxa" w:w="3400"/>
+            <w:tcW w:type="dxa" w:w="2856"/>
             <w:tcMar>
               <w:top w:type="dxa" w:w="80"/>
               <w:left w:type="dxa" w:w="100"/>
@@ -632,47 +632,47 @@
         </w:tc>
         <w:tc>
           <w:tcPr>
-            <w:tcW w:type="dxa" w:w="2000"/>
-            <w:tcMar>
-              <w:top w:type="dxa" w:w="200"/>
-              <w:left w:type="dxa" w:w="100"/>
-              <w:bottom w:type="dxa" w:w="200"/>
-              <w:right w:type="dxa" w:w="100"/>
-            </w:tcMar>
-          </w:tcPr>
-          <w:p>
-            <w:r>
-              <w:rPr>
-                <w:sz w:val="18"/>
-                <w:szCs w:val="18"/>
-              </w:rPr>
-              <w:t xml:space="preserve"/>
-            </w:r>
-          </w:p>
-        </w:tc>
-        <w:tc>
-          <w:tcPr>
-            <w:tcW w:type="dxa" w:w="1000"/>
-            <w:tcMar>
-              <w:top w:type="dxa" w:w="200"/>
-              <w:left w:type="dxa" w:w="100"/>
-              <w:bottom w:type="dxa" w:w="200"/>
-              <w:right w:type="dxa" w:w="100"/>
-            </w:tcMar>
-          </w:tcPr>
-          <w:p>
-            <w:r>
-              <w:rPr>
-                <w:sz w:val="18"/>
-                <w:szCs w:val="18"/>
-              </w:rPr>
-              <w:t xml:space="preserve"/>
-            </w:r>
-          </w:p>
-        </w:tc>
-        <w:tc>
-          <w:tcPr>
-            <w:tcW w:type="dxa" w:w="1300"/>
+            <w:tcW w:type="dxa" w:w="1680"/>
+            <w:tcMar>
+              <w:top w:type="dxa" w:w="200"/>
+              <w:left w:type="dxa" w:w="100"/>
+              <w:bottom w:type="dxa" w:w="200"/>
+              <w:right w:type="dxa" w:w="100"/>
+            </w:tcMar>
+          </w:tcPr>
+          <w:p>
+            <w:r>
+              <w:rPr>
+                <w:sz w:val="18"/>
+                <w:szCs w:val="18"/>
+              </w:rPr>
+              <w:t xml:space="preserve"/>
+            </w:r>
+          </w:p>
+        </w:tc>
+        <w:tc>
+          <w:tcPr>
+            <w:tcW w:type="dxa" w:w="840"/>
+            <w:tcMar>
+              <w:top w:type="dxa" w:w="200"/>
+              <w:left w:type="dxa" w:w="100"/>
+              <w:bottom w:type="dxa" w:w="200"/>
+              <w:right w:type="dxa" w:w="100"/>
+            </w:tcMar>
+          </w:tcPr>
+          <w:p>
+            <w:r>
+              <w:rPr>
+                <w:sz w:val="18"/>
+                <w:szCs w:val="18"/>
+              </w:rPr>
+              <w:t xml:space="preserve"/>
+            </w:r>
+          </w:p>
+        </w:tc>
+        <w:tc>
+          <w:tcPr>
+            <w:tcW w:type="dxa" w:w="1094"/>
             <w:tcMar>
               <w:top w:type="dxa" w:w="200"/>
               <w:left w:type="dxa" w:w="100"/>
@@ -694,7 +694,7 @@
       <w:tr>
         <w:tc>
           <w:tcPr>
-            <w:tcW w:type="dxa" w:w="500"/>
+            <w:tcW w:type="dxa" w:w="420"/>
             <w:shd w:fill="F1F5F9" w:val="clear"/>
             <w:tcMar>
               <w:top w:type="dxa" w:w="80"/>
@@ -722,7 +722,7 @@
         </w:tc>
         <w:tc>
           <w:tcPr>
-            <w:tcW w:type="dxa" w:w="3400"/>
+            <w:tcW w:type="dxa" w:w="2856"/>
             <w:tcMar>
               <w:top w:type="dxa" w:w="80"/>
               <w:left w:type="dxa" w:w="100"/>
@@ -758,7 +758,7 @@
         </w:tc>
         <w:tc>
           <w:tcPr>
-            <w:tcW w:type="dxa" w:w="3400"/>
+            <w:tcW w:type="dxa" w:w="2856"/>
             <w:tcMar>
               <w:top w:type="dxa" w:w="80"/>
               <w:left w:type="dxa" w:w="100"/>
@@ -778,47 +778,47 @@
         </w:tc>
         <w:tc>
           <w:tcPr>
-            <w:tcW w:type="dxa" w:w="2000"/>
-            <w:tcMar>
-              <w:top w:type="dxa" w:w="200"/>
-              <w:left w:type="dxa" w:w="100"/>
-              <w:bottom w:type="dxa" w:w="200"/>
-              <w:right w:type="dxa" w:w="100"/>
-            </w:tcMar>
-          </w:tcPr>
-          <w:p>
-            <w:r>
-              <w:rPr>
-                <w:sz w:val="18"/>
-                <w:szCs w:val="18"/>
-              </w:rPr>
-              <w:t xml:space="preserve"/>
-            </w:r>
-          </w:p>
-        </w:tc>
-        <w:tc>
-          <w:tcPr>
-            <w:tcW w:type="dxa" w:w="1000"/>
-            <w:tcMar>
-              <w:top w:type="dxa" w:w="200"/>
-              <w:left w:type="dxa" w:w="100"/>
-              <w:bottom w:type="dxa" w:w="200"/>
-              <w:right w:type="dxa" w:w="100"/>
-            </w:tcMar>
-          </w:tcPr>
-          <w:p>
-            <w:r>
-              <w:rPr>
-                <w:sz w:val="18"/>
-                <w:szCs w:val="18"/>
-              </w:rPr>
-              <w:t xml:space="preserve"/>
-            </w:r>
-          </w:p>
-        </w:tc>
-        <w:tc>
-          <w:tcPr>
-            <w:tcW w:type="dxa" w:w="1300"/>
+            <w:tcW w:type="dxa" w:w="1680"/>
+            <w:tcMar>
+              <w:top w:type="dxa" w:w="200"/>
+              <w:left w:type="dxa" w:w="100"/>
+              <w:bottom w:type="dxa" w:w="200"/>
+              <w:right w:type="dxa" w:w="100"/>
+            </w:tcMar>
+          </w:tcPr>
+          <w:p>
+            <w:r>
+              <w:rPr>
+                <w:sz w:val="18"/>
+                <w:szCs w:val="18"/>
+              </w:rPr>
+              <w:t xml:space="preserve"/>
+            </w:r>
+          </w:p>
+        </w:tc>
+        <w:tc>
+          <w:tcPr>
+            <w:tcW w:type="dxa" w:w="840"/>
+            <w:tcMar>
+              <w:top w:type="dxa" w:w="200"/>
+              <w:left w:type="dxa" w:w="100"/>
+              <w:bottom w:type="dxa" w:w="200"/>
+              <w:right w:type="dxa" w:w="100"/>
+            </w:tcMar>
+          </w:tcPr>
+          <w:p>
+            <w:r>
+              <w:rPr>
+                <w:sz w:val="18"/>
+                <w:szCs w:val="18"/>
+              </w:rPr>
+              <w:t xml:space="preserve"/>
+            </w:r>
+          </w:p>
+        </w:tc>
+        <w:tc>
+          <w:tcPr>
+            <w:tcW w:type="dxa" w:w="1094"/>
             <w:tcMar>
               <w:top w:type="dxa" w:w="200"/>
               <w:left w:type="dxa" w:w="100"/>
@@ -866,7 +866,7 @@
     </w:p>
     <w:tbl>
       <w:tblPr>
-        <w:tblW w:type="dxa" w:w="11600"/>
+        <w:tblW w:type="dxa" w:w="9746"/>
         <w:tblBorders>
           <w:top w:val="single" w:color="auto" w:sz="4"/>
           <w:left w:val="single" w:color="auto" w:sz="4"/>
@@ -877,12 +877,12 @@
         </w:tblBorders>
       </w:tblPr>
       <w:tblGrid>
-        <w:gridCol w:w="500"/>
-        <w:gridCol w:w="3400"/>
-        <w:gridCol w:w="3400"/>
-        <w:gridCol w:w="2000"/>
-        <w:gridCol w:w="1000"/>
-        <w:gridCol w:w="1300"/>
+        <w:gridCol w:w="420"/>
+        <w:gridCol w:w="2856"/>
+        <w:gridCol w:w="2856"/>
+        <w:gridCol w:w="1680"/>
+        <w:gridCol w:w="840"/>
+        <w:gridCol w:w="1094"/>
       </w:tblGrid>
       <w:tr>
         <w:trPr>
@@ -890,7 +890,7 @@
         </w:trPr>
         <w:tc>
           <w:tcPr>
-            <w:tcW w:type="dxa" w:w="500"/>
+            <w:tcW w:type="dxa" w:w="420"/>
             <w:shd w:fill="0B1E3D" w:val="clear"/>
             <w:tcMar>
               <w:top w:type="dxa" w:w="80"/>
@@ -918,7 +918,7 @@
         </w:tc>
         <w:tc>
           <w:tcPr>
-            <w:tcW w:type="dxa" w:w="3400"/>
+            <w:tcW w:type="dxa" w:w="2856"/>
             <w:shd w:fill="0B1E3D" w:val="clear"/>
             <w:tcMar>
               <w:top w:type="dxa" w:w="80"/>
@@ -946,7 +946,7 @@
         </w:tc>
         <w:tc>
           <w:tcPr>
-            <w:tcW w:type="dxa" w:w="3400"/>
+            <w:tcW w:type="dxa" w:w="2856"/>
             <w:shd w:fill="0B1E3D" w:val="clear"/>
             <w:tcMar>
               <w:top w:type="dxa" w:w="80"/>
@@ -974,7 +974,7 @@
         </w:tc>
         <w:tc>
           <w:tcPr>
-            <w:tcW w:type="dxa" w:w="2000"/>
+            <w:tcW w:type="dxa" w:w="1680"/>
             <w:shd w:fill="0B1E3D" w:val="clear"/>
             <w:tcMar>
               <w:top w:type="dxa" w:w="80"/>
@@ -1002,7 +1002,7 @@
         </w:tc>
         <w:tc>
           <w:tcPr>
-            <w:tcW w:type="dxa" w:w="1000"/>
+            <w:tcW w:type="dxa" w:w="840"/>
             <w:shd w:fill="0B1E3D" w:val="clear"/>
             <w:tcMar>
               <w:top w:type="dxa" w:w="80"/>
@@ -1030,7 +1030,7 @@
         </w:tc>
         <w:tc>
           <w:tcPr>
-            <w:tcW w:type="dxa" w:w="1300"/>
+            <w:tcW w:type="dxa" w:w="1094"/>
             <w:shd w:fill="0B1E3D" w:val="clear"/>
             <w:tcMar>
               <w:top w:type="dxa" w:w="80"/>
@@ -1060,7 +1060,7 @@
       <w:tr>
         <w:tc>
           <w:tcPr>
-            <w:tcW w:type="dxa" w:w="500"/>
+            <w:tcW w:type="dxa" w:w="420"/>
             <w:shd w:fill="F1F5F9" w:val="clear"/>
             <w:tcMar>
               <w:top w:type="dxa" w:w="80"/>
@@ -1088,7 +1088,7 @@
         </w:tc>
         <w:tc>
           <w:tcPr>
-            <w:tcW w:type="dxa" w:w="3400"/>
+            <w:tcW w:type="dxa" w:w="2856"/>
             <w:tcMar>
               <w:top w:type="dxa" w:w="80"/>
               <w:left w:type="dxa" w:w="100"/>
@@ -1124,7 +1124,7 @@
         </w:tc>
         <w:tc>
           <w:tcPr>
-            <w:tcW w:type="dxa" w:w="3400"/>
+            <w:tcW w:type="dxa" w:w="2856"/>
             <w:tcMar>
               <w:top w:type="dxa" w:w="80"/>
               <w:left w:type="dxa" w:w="100"/>
@@ -1144,47 +1144,47 @@
         </w:tc>
         <w:tc>
           <w:tcPr>
-            <w:tcW w:type="dxa" w:w="2000"/>
-            <w:tcMar>
-              <w:top w:type="dxa" w:w="200"/>
-              <w:left w:type="dxa" w:w="100"/>
-              <w:bottom w:type="dxa" w:w="200"/>
-              <w:right w:type="dxa" w:w="100"/>
-            </w:tcMar>
-          </w:tcPr>
-          <w:p>
-            <w:r>
-              <w:rPr>
-                <w:sz w:val="18"/>
-                <w:szCs w:val="18"/>
-              </w:rPr>
-              <w:t xml:space="preserve"/>
-            </w:r>
-          </w:p>
-        </w:tc>
-        <w:tc>
-          <w:tcPr>
-            <w:tcW w:type="dxa" w:w="1000"/>
-            <w:tcMar>
-              <w:top w:type="dxa" w:w="200"/>
-              <w:left w:type="dxa" w:w="100"/>
-              <w:bottom w:type="dxa" w:w="200"/>
-              <w:right w:type="dxa" w:w="100"/>
-            </w:tcMar>
-          </w:tcPr>
-          <w:p>
-            <w:r>
-              <w:rPr>
-                <w:sz w:val="18"/>
-                <w:szCs w:val="18"/>
-              </w:rPr>
-              <w:t xml:space="preserve"/>
-            </w:r>
-          </w:p>
-        </w:tc>
-        <w:tc>
-          <w:tcPr>
-            <w:tcW w:type="dxa" w:w="1300"/>
+            <w:tcW w:type="dxa" w:w="1680"/>
+            <w:tcMar>
+              <w:top w:type="dxa" w:w="200"/>
+              <w:left w:type="dxa" w:w="100"/>
+              <w:bottom w:type="dxa" w:w="200"/>
+              <w:right w:type="dxa" w:w="100"/>
+            </w:tcMar>
+          </w:tcPr>
+          <w:p>
+            <w:r>
+              <w:rPr>
+                <w:sz w:val="18"/>
+                <w:szCs w:val="18"/>
+              </w:rPr>
+              <w:t xml:space="preserve"/>
+            </w:r>
+          </w:p>
+        </w:tc>
+        <w:tc>
+          <w:tcPr>
+            <w:tcW w:type="dxa" w:w="840"/>
+            <w:tcMar>
+              <w:top w:type="dxa" w:w="200"/>
+              <w:left w:type="dxa" w:w="100"/>
+              <w:bottom w:type="dxa" w:w="200"/>
+              <w:right w:type="dxa" w:w="100"/>
+            </w:tcMar>
+          </w:tcPr>
+          <w:p>
+            <w:r>
+              <w:rPr>
+                <w:sz w:val="18"/>
+                <w:szCs w:val="18"/>
+              </w:rPr>
+              <w:t xml:space="preserve"/>
+            </w:r>
+          </w:p>
+        </w:tc>
+        <w:tc>
+          <w:tcPr>
+            <w:tcW w:type="dxa" w:w="1094"/>
             <w:tcMar>
               <w:top w:type="dxa" w:w="200"/>
               <w:left w:type="dxa" w:w="100"/>
@@ -1206,7 +1206,7 @@
       <w:tr>
         <w:tc>
           <w:tcPr>
-            <w:tcW w:type="dxa" w:w="500"/>
+            <w:tcW w:type="dxa" w:w="420"/>
             <w:shd w:fill="F1F5F9" w:val="clear"/>
             <w:tcMar>
               <w:top w:type="dxa" w:w="80"/>
@@ -1234,7 +1234,7 @@
         </w:tc>
         <w:tc>
           <w:tcPr>
-            <w:tcW w:type="dxa" w:w="3400"/>
+            <w:tcW w:type="dxa" w:w="2856"/>
             <w:tcMar>
               <w:top w:type="dxa" w:w="80"/>
               <w:left w:type="dxa" w:w="100"/>
@@ -1270,7 +1270,7 @@
         </w:tc>
         <w:tc>
           <w:tcPr>
-            <w:tcW w:type="dxa" w:w="3400"/>
+            <w:tcW w:type="dxa" w:w="2856"/>
             <w:tcMar>
               <w:top w:type="dxa" w:w="80"/>
               <w:left w:type="dxa" w:w="100"/>
@@ -1290,47 +1290,47 @@
         </w:tc>
         <w:tc>
           <w:tcPr>
-            <w:tcW w:type="dxa" w:w="2000"/>
-            <w:tcMar>
-              <w:top w:type="dxa" w:w="200"/>
-              <w:left w:type="dxa" w:w="100"/>
-              <w:bottom w:type="dxa" w:w="200"/>
-              <w:right w:type="dxa" w:w="100"/>
-            </w:tcMar>
-          </w:tcPr>
-          <w:p>
-            <w:r>
-              <w:rPr>
-                <w:sz w:val="18"/>
-                <w:szCs w:val="18"/>
-              </w:rPr>
-              <w:t xml:space="preserve"/>
-            </w:r>
-          </w:p>
-        </w:tc>
-        <w:tc>
-          <w:tcPr>
-            <w:tcW w:type="dxa" w:w="1000"/>
-            <w:tcMar>
-              <w:top w:type="dxa" w:w="200"/>
-              <w:left w:type="dxa" w:w="100"/>
-              <w:bottom w:type="dxa" w:w="200"/>
-              <w:right w:type="dxa" w:w="100"/>
-            </w:tcMar>
-          </w:tcPr>
-          <w:p>
-            <w:r>
-              <w:rPr>
-                <w:sz w:val="18"/>
-                <w:szCs w:val="18"/>
-              </w:rPr>
-              <w:t xml:space="preserve"/>
-            </w:r>
-          </w:p>
-        </w:tc>
-        <w:tc>
-          <w:tcPr>
-            <w:tcW w:type="dxa" w:w="1300"/>
+            <w:tcW w:type="dxa" w:w="1680"/>
+            <w:tcMar>
+              <w:top w:type="dxa" w:w="200"/>
+              <w:left w:type="dxa" w:w="100"/>
+              <w:bottom w:type="dxa" w:w="200"/>
+              <w:right w:type="dxa" w:w="100"/>
+            </w:tcMar>
+          </w:tcPr>
+          <w:p>
+            <w:r>
+              <w:rPr>
+                <w:sz w:val="18"/>
+                <w:szCs w:val="18"/>
+              </w:rPr>
+              <w:t xml:space="preserve"/>
+            </w:r>
+          </w:p>
+        </w:tc>
+        <w:tc>
+          <w:tcPr>
+            <w:tcW w:type="dxa" w:w="840"/>
+            <w:tcMar>
+              <w:top w:type="dxa" w:w="200"/>
+              <w:left w:type="dxa" w:w="100"/>
+              <w:bottom w:type="dxa" w:w="200"/>
+              <w:right w:type="dxa" w:w="100"/>
+            </w:tcMar>
+          </w:tcPr>
+          <w:p>
+            <w:r>
+              <w:rPr>
+                <w:sz w:val="18"/>
+                <w:szCs w:val="18"/>
+              </w:rPr>
+              <w:t xml:space="preserve"/>
+            </w:r>
+          </w:p>
+        </w:tc>
+        <w:tc>
+          <w:tcPr>
+            <w:tcW w:type="dxa" w:w="1094"/>
             <w:tcMar>
               <w:top w:type="dxa" w:w="200"/>
               <w:left w:type="dxa" w:w="100"/>
@@ -1378,7 +1378,7 @@
     </w:p>
     <w:tbl>
       <w:tblPr>
-        <w:tblW w:type="dxa" w:w="11600"/>
+        <w:tblW w:type="dxa" w:w="9746"/>
         <w:tblBorders>
           <w:top w:val="single" w:color="auto" w:sz="4"/>
           <w:left w:val="single" w:color="auto" w:sz="4"/>
@@ -1389,12 +1389,12 @@
         </w:tblBorders>
       </w:tblPr>
       <w:tblGrid>
-        <w:gridCol w:w="500"/>
-        <w:gridCol w:w="3400"/>
-        <w:gridCol w:w="3400"/>
-        <w:gridCol w:w="2000"/>
-        <w:gridCol w:w="1000"/>
-        <w:gridCol w:w="1300"/>
+        <w:gridCol w:w="420"/>
+        <w:gridCol w:w="2856"/>
+        <w:gridCol w:w="2856"/>
+        <w:gridCol w:w="1680"/>
+        <w:gridCol w:w="840"/>
+        <w:gridCol w:w="1094"/>
       </w:tblGrid>
       <w:tr>
         <w:trPr>
@@ -1402,7 +1402,7 @@
         </w:trPr>
         <w:tc>
           <w:tcPr>
-            <w:tcW w:type="dxa" w:w="500"/>
+            <w:tcW w:type="dxa" w:w="420"/>
             <w:shd w:fill="0B1E3D" w:val="clear"/>
             <w:tcMar>
               <w:top w:type="dxa" w:w="80"/>
@@ -1430,7 +1430,7 @@
         </w:tc>
         <w:tc>
           <w:tcPr>
-            <w:tcW w:type="dxa" w:w="3400"/>
+            <w:tcW w:type="dxa" w:w="2856"/>
             <w:shd w:fill="0B1E3D" w:val="clear"/>
             <w:tcMar>
               <w:top w:type="dxa" w:w="80"/>
@@ -1458,7 +1458,7 @@
         </w:tc>
         <w:tc>
           <w:tcPr>
-            <w:tcW w:type="dxa" w:w="3400"/>
+            <w:tcW w:type="dxa" w:w="2856"/>
             <w:shd w:fill="0B1E3D" w:val="clear"/>
             <w:tcMar>
               <w:top w:type="dxa" w:w="80"/>
@@ -1486,7 +1486,7 @@
         </w:tc>
         <w:tc>
           <w:tcPr>
-            <w:tcW w:type="dxa" w:w="2000"/>
+            <w:tcW w:type="dxa" w:w="1680"/>
             <w:shd w:fill="0B1E3D" w:val="clear"/>
             <w:tcMar>
               <w:top w:type="dxa" w:w="80"/>
@@ -1514,7 +1514,7 @@
         </w:tc>
         <w:tc>
           <w:tcPr>
-            <w:tcW w:type="dxa" w:w="1000"/>
+            <w:tcW w:type="dxa" w:w="840"/>
             <w:shd w:fill="0B1E3D" w:val="clear"/>
             <w:tcMar>
               <w:top w:type="dxa" w:w="80"/>
@@ -1542,7 +1542,7 @@
         </w:tc>
         <w:tc>
           <w:tcPr>
-            <w:tcW w:type="dxa" w:w="1300"/>
+            <w:tcW w:type="dxa" w:w="1094"/>
             <w:shd w:fill="0B1E3D" w:val="clear"/>
             <w:tcMar>
               <w:top w:type="dxa" w:w="80"/>
@@ -1572,7 +1572,7 @@
       <w:tr>
         <w:tc>
           <w:tcPr>
-            <w:tcW w:type="dxa" w:w="500"/>
+            <w:tcW w:type="dxa" w:w="420"/>
             <w:shd w:fill="F1F5F9" w:val="clear"/>
             <w:tcMar>
               <w:top w:type="dxa" w:w="80"/>
@@ -1600,7 +1600,7 @@
         </w:tc>
         <w:tc>
           <w:tcPr>
-            <w:tcW w:type="dxa" w:w="3400"/>
+            <w:tcW w:type="dxa" w:w="2856"/>
             <w:tcMar>
               <w:top w:type="dxa" w:w="80"/>
               <w:left w:type="dxa" w:w="100"/>
@@ -1623,7 +1623,7 @@
         </w:tc>
         <w:tc>
           <w:tcPr>
-            <w:tcW w:type="dxa" w:w="3400"/>
+            <w:tcW w:type="dxa" w:w="2856"/>
             <w:tcMar>
               <w:top w:type="dxa" w:w="80"/>
               <w:left w:type="dxa" w:w="100"/>
@@ -1643,47 +1643,47 @@
         </w:tc>
         <w:tc>
           <w:tcPr>
-            <w:tcW w:type="dxa" w:w="2000"/>
-            <w:tcMar>
-              <w:top w:type="dxa" w:w="200"/>
-              <w:left w:type="dxa" w:w="100"/>
-              <w:bottom w:type="dxa" w:w="200"/>
-              <w:right w:type="dxa" w:w="100"/>
-            </w:tcMar>
-          </w:tcPr>
-          <w:p>
-            <w:r>
-              <w:rPr>
-                <w:sz w:val="18"/>
-                <w:szCs w:val="18"/>
-              </w:rPr>
-              <w:t xml:space="preserve"/>
-            </w:r>
-          </w:p>
-        </w:tc>
-        <w:tc>
-          <w:tcPr>
-            <w:tcW w:type="dxa" w:w="1000"/>
-            <w:tcMar>
-              <w:top w:type="dxa" w:w="200"/>
-              <w:left w:type="dxa" w:w="100"/>
-              <w:bottom w:type="dxa" w:w="200"/>
-              <w:right w:type="dxa" w:w="100"/>
-            </w:tcMar>
-          </w:tcPr>
-          <w:p>
-            <w:r>
-              <w:rPr>
-                <w:sz w:val="18"/>
-                <w:szCs w:val="18"/>
-              </w:rPr>
-              <w:t xml:space="preserve"/>
-            </w:r>
-          </w:p>
-        </w:tc>
-        <w:tc>
-          <w:tcPr>
-            <w:tcW w:type="dxa" w:w="1300"/>
+            <w:tcW w:type="dxa" w:w="1680"/>
+            <w:tcMar>
+              <w:top w:type="dxa" w:w="200"/>
+              <w:left w:type="dxa" w:w="100"/>
+              <w:bottom w:type="dxa" w:w="200"/>
+              <w:right w:type="dxa" w:w="100"/>
+            </w:tcMar>
+          </w:tcPr>
+          <w:p>
+            <w:r>
+              <w:rPr>
+                <w:sz w:val="18"/>
+                <w:szCs w:val="18"/>
+              </w:rPr>
+              <w:t xml:space="preserve"/>
+            </w:r>
+          </w:p>
+        </w:tc>
+        <w:tc>
+          <w:tcPr>
+            <w:tcW w:type="dxa" w:w="840"/>
+            <w:tcMar>
+              <w:top w:type="dxa" w:w="200"/>
+              <w:left w:type="dxa" w:w="100"/>
+              <w:bottom w:type="dxa" w:w="200"/>
+              <w:right w:type="dxa" w:w="100"/>
+            </w:tcMar>
+          </w:tcPr>
+          <w:p>
+            <w:r>
+              <w:rPr>
+                <w:sz w:val="18"/>
+                <w:szCs w:val="18"/>
+              </w:rPr>
+              <w:t xml:space="preserve"/>
+            </w:r>
+          </w:p>
+        </w:tc>
+        <w:tc>
+          <w:tcPr>
+            <w:tcW w:type="dxa" w:w="1094"/>
             <w:tcMar>
               <w:top w:type="dxa" w:w="200"/>
               <w:left w:type="dxa" w:w="100"/>
@@ -1705,7 +1705,7 @@
       <w:tr>
         <w:tc>
           <w:tcPr>
-            <w:tcW w:type="dxa" w:w="500"/>
+            <w:tcW w:type="dxa" w:w="420"/>
             <w:shd w:fill="F1F5F9" w:val="clear"/>
             <w:tcMar>
               <w:top w:type="dxa" w:w="80"/>
@@ -1733,7 +1733,7 @@
         </w:tc>
         <w:tc>
           <w:tcPr>
-            <w:tcW w:type="dxa" w:w="3400"/>
+            <w:tcW w:type="dxa" w:w="2856"/>
             <w:tcMar>
               <w:top w:type="dxa" w:w="80"/>
               <w:left w:type="dxa" w:w="100"/>
@@ -1769,7 +1769,7 @@
         </w:tc>
         <w:tc>
           <w:tcPr>
-            <w:tcW w:type="dxa" w:w="3400"/>
+            <w:tcW w:type="dxa" w:w="2856"/>
             <w:tcMar>
               <w:top w:type="dxa" w:w="80"/>
               <w:left w:type="dxa" w:w="100"/>
@@ -1789,47 +1789,47 @@
         </w:tc>
         <w:tc>
           <w:tcPr>
-            <w:tcW w:type="dxa" w:w="2000"/>
-            <w:tcMar>
-              <w:top w:type="dxa" w:w="200"/>
-              <w:left w:type="dxa" w:w="100"/>
-              <w:bottom w:type="dxa" w:w="200"/>
-              <w:right w:type="dxa" w:w="100"/>
-            </w:tcMar>
-          </w:tcPr>
-          <w:p>
-            <w:r>
-              <w:rPr>
-                <w:sz w:val="18"/>
-                <w:szCs w:val="18"/>
-              </w:rPr>
-              <w:t xml:space="preserve"/>
-            </w:r>
-          </w:p>
-        </w:tc>
-        <w:tc>
-          <w:tcPr>
-            <w:tcW w:type="dxa" w:w="1000"/>
-            <w:tcMar>
-              <w:top w:type="dxa" w:w="200"/>
-              <w:left w:type="dxa" w:w="100"/>
-              <w:bottom w:type="dxa" w:w="200"/>
-              <w:right w:type="dxa" w:w="100"/>
-            </w:tcMar>
-          </w:tcPr>
-          <w:p>
-            <w:r>
-              <w:rPr>
-                <w:sz w:val="18"/>
-                <w:szCs w:val="18"/>
-              </w:rPr>
-              <w:t xml:space="preserve"/>
-            </w:r>
-          </w:p>
-        </w:tc>
-        <w:tc>
-          <w:tcPr>
-            <w:tcW w:type="dxa" w:w="1300"/>
+            <w:tcW w:type="dxa" w:w="1680"/>
+            <w:tcMar>
+              <w:top w:type="dxa" w:w="200"/>
+              <w:left w:type="dxa" w:w="100"/>
+              <w:bottom w:type="dxa" w:w="200"/>
+              <w:right w:type="dxa" w:w="100"/>
+            </w:tcMar>
+          </w:tcPr>
+          <w:p>
+            <w:r>
+              <w:rPr>
+                <w:sz w:val="18"/>
+                <w:szCs w:val="18"/>
+              </w:rPr>
+              <w:t xml:space="preserve"/>
+            </w:r>
+          </w:p>
+        </w:tc>
+        <w:tc>
+          <w:tcPr>
+            <w:tcW w:type="dxa" w:w="840"/>
+            <w:tcMar>
+              <w:top w:type="dxa" w:w="200"/>
+              <w:left w:type="dxa" w:w="100"/>
+              <w:bottom w:type="dxa" w:w="200"/>
+              <w:right w:type="dxa" w:w="100"/>
+            </w:tcMar>
+          </w:tcPr>
+          <w:p>
+            <w:r>
+              <w:rPr>
+                <w:sz w:val="18"/>
+                <w:szCs w:val="18"/>
+              </w:rPr>
+              <w:t xml:space="preserve"/>
+            </w:r>
+          </w:p>
+        </w:tc>
+        <w:tc>
+          <w:tcPr>
+            <w:tcW w:type="dxa" w:w="1094"/>
             <w:tcMar>
               <w:top w:type="dxa" w:w="200"/>
               <w:left w:type="dxa" w:w="100"/>
@@ -1877,7 +1877,7 @@
     </w:p>
     <w:tbl>
       <w:tblPr>
-        <w:tblW w:type="dxa" w:w="11600"/>
+        <w:tblW w:type="dxa" w:w="9746"/>
         <w:tblBorders>
           <w:top w:val="single" w:color="auto" w:sz="4"/>
           <w:left w:val="single" w:color="auto" w:sz="4"/>
@@ -1888,12 +1888,12 @@
         </w:tblBorders>
       </w:tblPr>
       <w:tblGrid>
-        <w:gridCol w:w="500"/>
-        <w:gridCol w:w="3400"/>
-        <w:gridCol w:w="3400"/>
-        <w:gridCol w:w="2000"/>
-        <w:gridCol w:w="1000"/>
-        <w:gridCol w:w="1300"/>
+        <w:gridCol w:w="420"/>
+        <w:gridCol w:w="2856"/>
+        <w:gridCol w:w="2856"/>
+        <w:gridCol w:w="1680"/>
+        <w:gridCol w:w="840"/>
+        <w:gridCol w:w="1094"/>
       </w:tblGrid>
       <w:tr>
         <w:trPr>
@@ -1901,7 +1901,7 @@
         </w:trPr>
         <w:tc>
           <w:tcPr>
-            <w:tcW w:type="dxa" w:w="500"/>
+            <w:tcW w:type="dxa" w:w="420"/>
             <w:shd w:fill="0B1E3D" w:val="clear"/>
             <w:tcMar>
               <w:top w:type="dxa" w:w="80"/>
@@ -1929,7 +1929,7 @@
         </w:tc>
         <w:tc>
           <w:tcPr>
-            <w:tcW w:type="dxa" w:w="3400"/>
+            <w:tcW w:type="dxa" w:w="2856"/>
             <w:shd w:fill="0B1E3D" w:val="clear"/>
             <w:tcMar>
               <w:top w:type="dxa" w:w="80"/>
@@ -1957,7 +1957,7 @@
         </w:tc>
         <w:tc>
           <w:tcPr>
-            <w:tcW w:type="dxa" w:w="3400"/>
+            <w:tcW w:type="dxa" w:w="2856"/>
             <w:shd w:fill="0B1E3D" w:val="clear"/>
             <w:tcMar>
               <w:top w:type="dxa" w:w="80"/>
@@ -1985,7 +1985,7 @@
         </w:tc>
         <w:tc>
           <w:tcPr>
-            <w:tcW w:type="dxa" w:w="2000"/>
+            <w:tcW w:type="dxa" w:w="1680"/>
             <w:shd w:fill="0B1E3D" w:val="clear"/>
             <w:tcMar>
               <w:top w:type="dxa" w:w="80"/>
@@ -2013,7 +2013,7 @@
         </w:tc>
         <w:tc>
           <w:tcPr>
-            <w:tcW w:type="dxa" w:w="1000"/>
+            <w:tcW w:type="dxa" w:w="840"/>
             <w:shd w:fill="0B1E3D" w:val="clear"/>
             <w:tcMar>
               <w:top w:type="dxa" w:w="80"/>
@@ -2041,7 +2041,7 @@
         </w:tc>
         <w:tc>
           <w:tcPr>
-            <w:tcW w:type="dxa" w:w="1300"/>
+            <w:tcW w:type="dxa" w:w="1094"/>
             <w:shd w:fill="0B1E3D" w:val="clear"/>
             <w:tcMar>
               <w:top w:type="dxa" w:w="80"/>
@@ -2071,7 +2071,7 @@
       <w:tr>
         <w:tc>
           <w:tcPr>
-            <w:tcW w:type="dxa" w:w="500"/>
+            <w:tcW w:type="dxa" w:w="420"/>
             <w:shd w:fill="F1F5F9" w:val="clear"/>
             <w:tcMar>
               <w:top w:type="dxa" w:w="80"/>
@@ -2099,7 +2099,7 @@
         </w:tc>
         <w:tc>
           <w:tcPr>
-            <w:tcW w:type="dxa" w:w="3400"/>
+            <w:tcW w:type="dxa" w:w="2856"/>
             <w:tcMar>
               <w:top w:type="dxa" w:w="80"/>
               <w:left w:type="dxa" w:w="100"/>
@@ -2122,7 +2122,7 @@
         </w:tc>
         <w:tc>
           <w:tcPr>
-            <w:tcW w:type="dxa" w:w="3400"/>
+            <w:tcW w:type="dxa" w:w="2856"/>
             <w:tcMar>
               <w:top w:type="dxa" w:w="80"/>
               <w:left w:type="dxa" w:w="100"/>
@@ -2142,47 +2142,47 @@
         </w:tc>
         <w:tc>
           <w:tcPr>
-            <w:tcW w:type="dxa" w:w="2000"/>
-            <w:tcMar>
-              <w:top w:type="dxa" w:w="200"/>
-              <w:left w:type="dxa" w:w="100"/>
-              <w:bottom w:type="dxa" w:w="200"/>
-              <w:right w:type="dxa" w:w="100"/>
-            </w:tcMar>
-          </w:tcPr>
-          <w:p>
-            <w:r>
-              <w:rPr>
-                <w:sz w:val="18"/>
-                <w:szCs w:val="18"/>
-              </w:rPr>
-              <w:t xml:space="preserve"/>
-            </w:r>
-          </w:p>
-        </w:tc>
-        <w:tc>
-          <w:tcPr>
-            <w:tcW w:type="dxa" w:w="1000"/>
-            <w:tcMar>
-              <w:top w:type="dxa" w:w="200"/>
-              <w:left w:type="dxa" w:w="100"/>
-              <w:bottom w:type="dxa" w:w="200"/>
-              <w:right w:type="dxa" w:w="100"/>
-            </w:tcMar>
-          </w:tcPr>
-          <w:p>
-            <w:r>
-              <w:rPr>
-                <w:sz w:val="18"/>
-                <w:szCs w:val="18"/>
-              </w:rPr>
-              <w:t xml:space="preserve"/>
-            </w:r>
-          </w:p>
-        </w:tc>
-        <w:tc>
-          <w:tcPr>
-            <w:tcW w:type="dxa" w:w="1300"/>
+            <w:tcW w:type="dxa" w:w="1680"/>
+            <w:tcMar>
+              <w:top w:type="dxa" w:w="200"/>
+              <w:left w:type="dxa" w:w="100"/>
+              <w:bottom w:type="dxa" w:w="200"/>
+              <w:right w:type="dxa" w:w="100"/>
+            </w:tcMar>
+          </w:tcPr>
+          <w:p>
+            <w:r>
+              <w:rPr>
+                <w:sz w:val="18"/>
+                <w:szCs w:val="18"/>
+              </w:rPr>
+              <w:t xml:space="preserve"/>
+            </w:r>
+          </w:p>
+        </w:tc>
+        <w:tc>
+          <w:tcPr>
+            <w:tcW w:type="dxa" w:w="840"/>
+            <w:tcMar>
+              <w:top w:type="dxa" w:w="200"/>
+              <w:left w:type="dxa" w:w="100"/>
+              <w:bottom w:type="dxa" w:w="200"/>
+              <w:right w:type="dxa" w:w="100"/>
+            </w:tcMar>
+          </w:tcPr>
+          <w:p>
+            <w:r>
+              <w:rPr>
+                <w:sz w:val="18"/>
+                <w:szCs w:val="18"/>
+              </w:rPr>
+              <w:t xml:space="preserve"/>
+            </w:r>
+          </w:p>
+        </w:tc>
+        <w:tc>
+          <w:tcPr>
+            <w:tcW w:type="dxa" w:w="1094"/>
             <w:tcMar>
               <w:top w:type="dxa" w:w="200"/>
               <w:left w:type="dxa" w:w="100"/>
@@ -2204,7 +2204,7 @@
       <w:tr>
         <w:tc>
           <w:tcPr>
-            <w:tcW w:type="dxa" w:w="500"/>
+            <w:tcW w:type="dxa" w:w="420"/>
             <w:shd w:fill="F1F5F9" w:val="clear"/>
             <w:tcMar>
               <w:top w:type="dxa" w:w="80"/>
@@ -2232,7 +2232,7 @@
         </w:tc>
         <w:tc>
           <w:tcPr>
-            <w:tcW w:type="dxa" w:w="3400"/>
+            <w:tcW w:type="dxa" w:w="2856"/>
             <w:tcMar>
               <w:top w:type="dxa" w:w="80"/>
               <w:left w:type="dxa" w:w="100"/>
@@ -2268,7 +2268,7 @@
         </w:tc>
         <w:tc>
           <w:tcPr>
-            <w:tcW w:type="dxa" w:w="3400"/>
+            <w:tcW w:type="dxa" w:w="2856"/>
             <w:tcMar>
               <w:top w:type="dxa" w:w="80"/>
               <w:left w:type="dxa" w:w="100"/>
@@ -2288,47 +2288,47 @@
         </w:tc>
         <w:tc>
           <w:tcPr>
-            <w:tcW w:type="dxa" w:w="2000"/>
-            <w:tcMar>
-              <w:top w:type="dxa" w:w="200"/>
-              <w:left w:type="dxa" w:w="100"/>
-              <w:bottom w:type="dxa" w:w="200"/>
-              <w:right w:type="dxa" w:w="100"/>
-            </w:tcMar>
-          </w:tcPr>
-          <w:p>
-            <w:r>
-              <w:rPr>
-                <w:sz w:val="18"/>
-                <w:szCs w:val="18"/>
-              </w:rPr>
-              <w:t xml:space="preserve"/>
-            </w:r>
-          </w:p>
-        </w:tc>
-        <w:tc>
-          <w:tcPr>
-            <w:tcW w:type="dxa" w:w="1000"/>
-            <w:tcMar>
-              <w:top w:type="dxa" w:w="200"/>
-              <w:left w:type="dxa" w:w="100"/>
-              <w:bottom w:type="dxa" w:w="200"/>
-              <w:right w:type="dxa" w:w="100"/>
-            </w:tcMar>
-          </w:tcPr>
-          <w:p>
-            <w:r>
-              <w:rPr>
-                <w:sz w:val="18"/>
-                <w:szCs w:val="18"/>
-              </w:rPr>
-              <w:t xml:space="preserve"/>
-            </w:r>
-          </w:p>
-        </w:tc>
-        <w:tc>
-          <w:tcPr>
-            <w:tcW w:type="dxa" w:w="1300"/>
+            <w:tcW w:type="dxa" w:w="1680"/>
+            <w:tcMar>
+              <w:top w:type="dxa" w:w="200"/>
+              <w:left w:type="dxa" w:w="100"/>
+              <w:bottom w:type="dxa" w:w="200"/>
+              <w:right w:type="dxa" w:w="100"/>
+            </w:tcMar>
+          </w:tcPr>
+          <w:p>
+            <w:r>
+              <w:rPr>
+                <w:sz w:val="18"/>
+                <w:szCs w:val="18"/>
+              </w:rPr>
+              <w:t xml:space="preserve"/>
+            </w:r>
+          </w:p>
+        </w:tc>
+        <w:tc>
+          <w:tcPr>
+            <w:tcW w:type="dxa" w:w="840"/>
+            <w:tcMar>
+              <w:top w:type="dxa" w:w="200"/>
+              <w:left w:type="dxa" w:w="100"/>
+              <w:bottom w:type="dxa" w:w="200"/>
+              <w:right w:type="dxa" w:w="100"/>
+            </w:tcMar>
+          </w:tcPr>
+          <w:p>
+            <w:r>
+              <w:rPr>
+                <w:sz w:val="18"/>
+                <w:szCs w:val="18"/>
+              </w:rPr>
+              <w:t xml:space="preserve"/>
+            </w:r>
+          </w:p>
+        </w:tc>
+        <w:tc>
+          <w:tcPr>
+            <w:tcW w:type="dxa" w:w="1094"/>
             <w:tcMar>
               <w:top w:type="dxa" w:w="200"/>
               <w:left w:type="dxa" w:w="100"/>
@@ -2402,7 +2402,7 @@
     </w:p>
     <w:tbl>
       <w:tblPr>
-        <w:tblW w:type="dxa" w:w="10400"/>
+        <w:tblW w:type="dxa" w:w="9746"/>
         <w:tblBorders>
           <w:top w:val="single" w:color="auto" w:sz="4"/>
           <w:left w:val="single" w:color="auto" w:sz="4"/>
@@ -2413,15 +2413,15 @@
         </w:tblBorders>
       </w:tblPr>
       <w:tblGrid>
-        <w:gridCol w:w="700"/>
-        <w:gridCol w:w="3600"/>
-        <w:gridCol w:w="3600"/>
-        <w:gridCol w:w="2500"/>
+        <w:gridCol w:w="656"/>
+        <w:gridCol w:w="3374"/>
+        <w:gridCol w:w="3374"/>
+        <w:gridCol w:w="2342"/>
       </w:tblGrid>
       <w:tr>
         <w:tc>
           <w:tcPr>
-            <w:tcW w:type="dxa" w:w="700"/>
+            <w:tcW w:type="dxa" w:w="656"/>
             <w:shd w:fill="0B1E3D" w:val="clear"/>
             <w:tcMar>
               <w:top w:type="dxa" w:w="80"/>
@@ -2449,7 +2449,7 @@
         </w:tc>
         <w:tc>
           <w:tcPr>
-            <w:tcW w:type="dxa" w:w="3600"/>
+            <w:tcW w:type="dxa" w:w="3374"/>
             <w:shd w:fill="0B1E3D" w:val="clear"/>
             <w:tcMar>
               <w:top w:type="dxa" w:w="80"/>
@@ -2477,7 +2477,7 @@
         </w:tc>
         <w:tc>
           <w:tcPr>
-            <w:tcW w:type="dxa" w:w="3600"/>
+            <w:tcW w:type="dxa" w:w="3374"/>
             <w:shd w:fill="0B1E3D" w:val="clear"/>
             <w:tcMar>
               <w:top w:type="dxa" w:w="80"/>
@@ -2505,7 +2505,7 @@
         </w:tc>
         <w:tc>
           <w:tcPr>
-            <w:tcW w:type="dxa" w:w="2500"/>
+            <w:tcW w:type="dxa" w:w="2342"/>
             <w:shd w:fill="0B1E3D" w:val="clear"/>
             <w:tcMar>
               <w:top w:type="dxa" w:w="80"/>
@@ -2535,67 +2535,67 @@
       <w:tr>
         <w:tc>
           <w:tcPr>
-            <w:tcW w:type="dxa" w:w="700"/>
-            <w:tcMar>
-              <w:top w:type="dxa" w:w="200"/>
-              <w:left w:type="dxa" w:w="100"/>
-              <w:bottom w:type="dxa" w:w="200"/>
-              <w:right w:type="dxa" w:w="100"/>
-            </w:tcMar>
-          </w:tcPr>
-          <w:p>
-            <w:r>
-              <w:rPr>
-                <w:sz w:val="18"/>
-                <w:szCs w:val="18"/>
-              </w:rPr>
-              <w:t xml:space="preserve"/>
-            </w:r>
-          </w:p>
-        </w:tc>
-        <w:tc>
-          <w:tcPr>
-            <w:tcW w:type="dxa" w:w="3600"/>
-            <w:tcMar>
-              <w:top w:type="dxa" w:w="200"/>
-              <w:left w:type="dxa" w:w="100"/>
-              <w:bottom w:type="dxa" w:w="200"/>
-              <w:right w:type="dxa" w:w="100"/>
-            </w:tcMar>
-          </w:tcPr>
-          <w:p>
-            <w:r>
-              <w:rPr>
-                <w:sz w:val="18"/>
-                <w:szCs w:val="18"/>
-              </w:rPr>
-              <w:t xml:space="preserve"/>
-            </w:r>
-          </w:p>
-        </w:tc>
-        <w:tc>
-          <w:tcPr>
-            <w:tcW w:type="dxa" w:w="3600"/>
-            <w:tcMar>
-              <w:top w:type="dxa" w:w="200"/>
-              <w:left w:type="dxa" w:w="100"/>
-              <w:bottom w:type="dxa" w:w="200"/>
-              <w:right w:type="dxa" w:w="100"/>
-            </w:tcMar>
-          </w:tcPr>
-          <w:p>
-            <w:r>
-              <w:rPr>
-                <w:sz w:val="18"/>
-                <w:szCs w:val="18"/>
-              </w:rPr>
-              <w:t xml:space="preserve"/>
-            </w:r>
-          </w:p>
-        </w:tc>
-        <w:tc>
-          <w:tcPr>
-            <w:tcW w:type="dxa" w:w="2500"/>
+            <w:tcW w:type="dxa" w:w="656"/>
+            <w:tcMar>
+              <w:top w:type="dxa" w:w="200"/>
+              <w:left w:type="dxa" w:w="100"/>
+              <w:bottom w:type="dxa" w:w="200"/>
+              <w:right w:type="dxa" w:w="100"/>
+            </w:tcMar>
+          </w:tcPr>
+          <w:p>
+            <w:r>
+              <w:rPr>
+                <w:sz w:val="18"/>
+                <w:szCs w:val="18"/>
+              </w:rPr>
+              <w:t xml:space="preserve"/>
+            </w:r>
+          </w:p>
+        </w:tc>
+        <w:tc>
+          <w:tcPr>
+            <w:tcW w:type="dxa" w:w="3374"/>
+            <w:tcMar>
+              <w:top w:type="dxa" w:w="200"/>
+              <w:left w:type="dxa" w:w="100"/>
+              <w:bottom w:type="dxa" w:w="200"/>
+              <w:right w:type="dxa" w:w="100"/>
+            </w:tcMar>
+          </w:tcPr>
+          <w:p>
+            <w:r>
+              <w:rPr>
+                <w:sz w:val="18"/>
+                <w:szCs w:val="18"/>
+              </w:rPr>
+              <w:t xml:space="preserve"/>
+            </w:r>
+          </w:p>
+        </w:tc>
+        <w:tc>
+          <w:tcPr>
+            <w:tcW w:type="dxa" w:w="3374"/>
+            <w:tcMar>
+              <w:top w:type="dxa" w:w="200"/>
+              <w:left w:type="dxa" w:w="100"/>
+              <w:bottom w:type="dxa" w:w="200"/>
+              <w:right w:type="dxa" w:w="100"/>
+            </w:tcMar>
+          </w:tcPr>
+          <w:p>
+            <w:r>
+              <w:rPr>
+                <w:sz w:val="18"/>
+                <w:szCs w:val="18"/>
+              </w:rPr>
+              <w:t xml:space="preserve"/>
+            </w:r>
+          </w:p>
+        </w:tc>
+        <w:tc>
+          <w:tcPr>
+            <w:tcW w:type="dxa" w:w="2342"/>
             <w:tcMar>
               <w:top w:type="dxa" w:w="200"/>
               <w:left w:type="dxa" w:w="100"/>
@@ -2617,67 +2617,67 @@
       <w:tr>
         <w:tc>
           <w:tcPr>
-            <w:tcW w:type="dxa" w:w="700"/>
-            <w:tcMar>
-              <w:top w:type="dxa" w:w="200"/>
-              <w:left w:type="dxa" w:w="100"/>
-              <w:bottom w:type="dxa" w:w="200"/>
-              <w:right w:type="dxa" w:w="100"/>
-            </w:tcMar>
-          </w:tcPr>
-          <w:p>
-            <w:r>
-              <w:rPr>
-                <w:sz w:val="18"/>
-                <w:szCs w:val="18"/>
-              </w:rPr>
-              <w:t xml:space="preserve"/>
-            </w:r>
-          </w:p>
-        </w:tc>
-        <w:tc>
-          <w:tcPr>
-            <w:tcW w:type="dxa" w:w="3600"/>
-            <w:tcMar>
-              <w:top w:type="dxa" w:w="200"/>
-              <w:left w:type="dxa" w:w="100"/>
-              <w:bottom w:type="dxa" w:w="200"/>
-              <w:right w:type="dxa" w:w="100"/>
-            </w:tcMar>
-          </w:tcPr>
-          <w:p>
-            <w:r>
-              <w:rPr>
-                <w:sz w:val="18"/>
-                <w:szCs w:val="18"/>
-              </w:rPr>
-              <w:t xml:space="preserve"/>
-            </w:r>
-          </w:p>
-        </w:tc>
-        <w:tc>
-          <w:tcPr>
-            <w:tcW w:type="dxa" w:w="3600"/>
-            <w:tcMar>
-              <w:top w:type="dxa" w:w="200"/>
-              <w:left w:type="dxa" w:w="100"/>
-              <w:bottom w:type="dxa" w:w="200"/>
-              <w:right w:type="dxa" w:w="100"/>
-            </w:tcMar>
-          </w:tcPr>
-          <w:p>
-            <w:r>
-              <w:rPr>
-                <w:sz w:val="18"/>
-                <w:szCs w:val="18"/>
-              </w:rPr>
-              <w:t xml:space="preserve"/>
-            </w:r>
-          </w:p>
-        </w:tc>
-        <w:tc>
-          <w:tcPr>
-            <w:tcW w:type="dxa" w:w="2500"/>
+            <w:tcW w:type="dxa" w:w="656"/>
+            <w:tcMar>
+              <w:top w:type="dxa" w:w="200"/>
+              <w:left w:type="dxa" w:w="100"/>
+              <w:bottom w:type="dxa" w:w="200"/>
+              <w:right w:type="dxa" w:w="100"/>
+            </w:tcMar>
+          </w:tcPr>
+          <w:p>
+            <w:r>
+              <w:rPr>
+                <w:sz w:val="18"/>
+                <w:szCs w:val="18"/>
+              </w:rPr>
+              <w:t xml:space="preserve"/>
+            </w:r>
+          </w:p>
+        </w:tc>
+        <w:tc>
+          <w:tcPr>
+            <w:tcW w:type="dxa" w:w="3374"/>
+            <w:tcMar>
+              <w:top w:type="dxa" w:w="200"/>
+              <w:left w:type="dxa" w:w="100"/>
+              <w:bottom w:type="dxa" w:w="200"/>
+              <w:right w:type="dxa" w:w="100"/>
+            </w:tcMar>
+          </w:tcPr>
+          <w:p>
+            <w:r>
+              <w:rPr>
+                <w:sz w:val="18"/>
+                <w:szCs w:val="18"/>
+              </w:rPr>
+              <w:t xml:space="preserve"/>
+            </w:r>
+          </w:p>
+        </w:tc>
+        <w:tc>
+          <w:tcPr>
+            <w:tcW w:type="dxa" w:w="3374"/>
+            <w:tcMar>
+              <w:top w:type="dxa" w:w="200"/>
+              <w:left w:type="dxa" w:w="100"/>
+              <w:bottom w:type="dxa" w:w="200"/>
+              <w:right w:type="dxa" w:w="100"/>
+            </w:tcMar>
+          </w:tcPr>
+          <w:p>
+            <w:r>
+              <w:rPr>
+                <w:sz w:val="18"/>
+                <w:szCs w:val="18"/>
+              </w:rPr>
+              <w:t xml:space="preserve"/>
+            </w:r>
+          </w:p>
+        </w:tc>
+        <w:tc>
+          <w:tcPr>
+            <w:tcW w:type="dxa" w:w="2342"/>
             <w:tcMar>
               <w:top w:type="dxa" w:w="200"/>
               <w:left w:type="dxa" w:w="100"/>
@@ -2725,7 +2725,7 @@
     </w:p>
     <w:tbl>
       <w:tblPr>
-        <w:tblW w:type="dxa" w:w="9600"/>
+        <w:tblW w:type="dxa" w:w="9746"/>
         <w:tblBorders>
           <w:top w:val="single" w:color="auto" w:sz="4"/>
           <w:left w:val="single" w:color="auto" w:sz="4"/>
@@ -2736,14 +2736,14 @@
         </w:tblBorders>
       </w:tblPr>
       <w:tblGrid>
-        <w:gridCol w:w="3200"/>
-        <w:gridCol w:w="3200"/>
-        <w:gridCol w:w="3200"/>
+        <w:gridCol w:w="3249"/>
+        <w:gridCol w:w="3249"/>
+        <w:gridCol w:w="3248"/>
       </w:tblGrid>
       <w:tr>
         <w:tc>
           <w:tcPr>
-            <w:tcW w:type="dxa" w:w="3200"/>
+            <w:tcW w:type="dxa" w:w="3249"/>
             <w:shd w:fill="0B1E3D" w:val="clear"/>
             <w:tcMar>
               <w:top w:type="dxa" w:w="80"/>
@@ -2771,7 +2771,7 @@
         </w:tc>
         <w:tc>
           <w:tcPr>
-            <w:tcW w:type="dxa" w:w="3200"/>
+            <w:tcW w:type="dxa" w:w="3249"/>
             <w:shd w:fill="0B1E3D" w:val="clear"/>
             <w:tcMar>
               <w:top w:type="dxa" w:w="80"/>
@@ -2799,7 +2799,7 @@
         </w:tc>
         <w:tc>
           <w:tcPr>
-            <w:tcW w:type="dxa" w:w="3200"/>
+            <w:tcW w:type="dxa" w:w="3248"/>
             <w:shd w:fill="0B1E3D" w:val="clear"/>
             <w:tcMar>
               <w:top w:type="dxa" w:w="80"/>
@@ -2829,7 +2829,7 @@
       <w:tr>
         <w:tc>
           <w:tcPr>
-            <w:tcW w:type="dxa" w:w="3200"/>
+            <w:tcW w:type="dxa" w:w="3249"/>
             <w:shd w:fill="F1F5F9" w:val="clear"/>
             <w:tcMar>
               <w:top w:type="dxa" w:w="80"/>
@@ -2857,27 +2857,27 @@
         </w:tc>
         <w:tc>
           <w:tcPr>
-            <w:tcW w:type="dxa" w:w="3200"/>
-            <w:tcMar>
-              <w:top w:type="dxa" w:w="200"/>
-              <w:left w:type="dxa" w:w="100"/>
-              <w:bottom w:type="dxa" w:w="200"/>
-              <w:right w:type="dxa" w:w="100"/>
-            </w:tcMar>
-          </w:tcPr>
-          <w:p>
-            <w:r>
-              <w:rPr>
-                <w:sz w:val="18"/>
-                <w:szCs w:val="18"/>
-              </w:rPr>
-              <w:t xml:space="preserve"/>
-            </w:r>
-          </w:p>
-        </w:tc>
-        <w:tc>
-          <w:tcPr>
-            <w:tcW w:type="dxa" w:w="3200"/>
+            <w:tcW w:type="dxa" w:w="3249"/>
+            <w:tcMar>
+              <w:top w:type="dxa" w:w="200"/>
+              <w:left w:type="dxa" w:w="100"/>
+              <w:bottom w:type="dxa" w:w="200"/>
+              <w:right w:type="dxa" w:w="100"/>
+            </w:tcMar>
+          </w:tcPr>
+          <w:p>
+            <w:r>
+              <w:rPr>
+                <w:sz w:val="18"/>
+                <w:szCs w:val="18"/>
+              </w:rPr>
+              <w:t xml:space="preserve"/>
+            </w:r>
+          </w:p>
+        </w:tc>
+        <w:tc>
+          <w:tcPr>
+            <w:tcW w:type="dxa" w:w="3248"/>
             <w:tcMar>
               <w:top w:type="dxa" w:w="200"/>
               <w:left w:type="dxa" w:w="100"/>
@@ -2899,7 +2899,7 @@
       <w:tr>
         <w:tc>
           <w:tcPr>
-            <w:tcW w:type="dxa" w:w="3200"/>
+            <w:tcW w:type="dxa" w:w="3249"/>
             <w:shd w:fill="F1F5F9" w:val="clear"/>
             <w:tcMar>
               <w:top w:type="dxa" w:w="80"/>
@@ -2927,27 +2927,27 @@
         </w:tc>
         <w:tc>
           <w:tcPr>
-            <w:tcW w:type="dxa" w:w="3200"/>
-            <w:tcMar>
-              <w:top w:type="dxa" w:w="200"/>
-              <w:left w:type="dxa" w:w="100"/>
-              <w:bottom w:type="dxa" w:w="200"/>
-              <w:right w:type="dxa" w:w="100"/>
-            </w:tcMar>
-          </w:tcPr>
-          <w:p>
-            <w:r>
-              <w:rPr>
-                <w:sz w:val="18"/>
-                <w:szCs w:val="18"/>
-              </w:rPr>
-              <w:t xml:space="preserve"/>
-            </w:r>
-          </w:p>
-        </w:tc>
-        <w:tc>
-          <w:tcPr>
-            <w:tcW w:type="dxa" w:w="3200"/>
+            <w:tcW w:type="dxa" w:w="3249"/>
+            <w:tcMar>
+              <w:top w:type="dxa" w:w="200"/>
+              <w:left w:type="dxa" w:w="100"/>
+              <w:bottom w:type="dxa" w:w="200"/>
+              <w:right w:type="dxa" w:w="100"/>
+            </w:tcMar>
+          </w:tcPr>
+          <w:p>
+            <w:r>
+              <w:rPr>
+                <w:sz w:val="18"/>
+                <w:szCs w:val="18"/>
+              </w:rPr>
+              <w:t xml:space="preserve"/>
+            </w:r>
+          </w:p>
+        </w:tc>
+        <w:tc>
+          <w:tcPr>
+            <w:tcW w:type="dxa" w:w="3248"/>
             <w:tcMar>
               <w:top w:type="dxa" w:w="200"/>
               <w:left w:type="dxa" w:w="100"/>
@@ -2968,7 +2968,7 @@
       </w:tr>
     </w:tbl>
     <w:sectPr>
-      <w:pgSz w:w="12240" w:h="15840" w:orient="portrait"/>
+      <w:pgSz w:w="11906" w:h="16838" w:orient="portrait"/>
       <w:pgMar w:top="1080" w:right="1080" w:bottom="1080" w:left="1080" w:header="708" w:footer="708" w:gutter="0"/>
       <w:pgNumType/>
       <w:docGrid w:linePitch="360"/>

--- a/docs/regulatory/IQ_Protocol_v1.0.docx
+++ b/docs/regulatory/IQ_Protocol_v1.0.docx
@@ -593,7 +593,7 @@
                 <w:sz w:val="18"/>
                 <w:szCs w:val="18"/>
               </w:rPr>
-              <w:t xml:space="preserve">From the deployed backend's shell (Render → Shell) or an environment built from the same deployed commit, run:</w:t>
+              <w:t xml:space="preserve">From the deployed backend's shell (Render → Shell) or an environment built from the same deployed commit,​ run:​</w:t>
             </w:r>
           </w:p>
           <w:p>
@@ -606,7 +606,7 @@
                 <w:sz w:val="18"/>
                 <w:szCs w:val="18"/>
               </w:rPr>
-              <w:t xml:space="preserve">pip freeze | grep -E "fastapi|uvicorn|numpy|pennylane|autoray|supabase|httpx|python-dotenv"</w:t>
+              <w:t xml:space="preserve">pip freeze |​ grep -​E "fastapi|​uvicorn|​numpy|​pennylane|​autoray|​supabase|​httpx|​python-​dotenv"</w:t>
             </w:r>
           </w:p>
         </w:tc>
@@ -626,7 +626,7 @@
                 <w:sz w:val="18"/>
                 <w:szCs w:val="18"/>
               </w:rPr>
-              <w:t xml:space="preserve">Output matches backend/requirements.txt exactly: fastapi==0.111.0, uvicorn==0.29.0, numpy==1.26.4, pennylane==0.38.0, autoray&gt;=0.6.11,&lt;0.7.0, supabase==2.4.2, httpx==0.27.0, python-dotenv==1.0.1.</w:t>
+              <w:t xml:space="preserve">Output matches backend/​requirements.​txt exactly:​ fastapi=​=​0.​111.​0,​ uvicorn=​=​0.​29.​0,​ numpy=​=​1.​26.​4,​ pennylane=​=​0.​38.​0,​ autoray&gt;​=​0.​6.​11,​&lt;​0.​7.​0,​ supabase=​=​2.​4.​2,​ httpx=​=​0.​27.​0,​ python-​dotenv=​=​1.​0.​1.​</w:t>
             </w:r>
           </w:p>
         </w:tc>
@@ -739,7 +739,7 @@
                 <w:sz w:val="18"/>
                 <w:szCs w:val="18"/>
               </w:rPr>
-              <w:t xml:space="preserve">Run:</w:t>
+              <w:t xml:space="preserve">Run:​</w:t>
             </w:r>
           </w:p>
           <w:p>
@@ -752,7 +752,7 @@
                 <w:sz w:val="18"/>
                 <w:szCs w:val="18"/>
               </w:rPr>
-              <w:t xml:space="preserve">curl -I https://solange-platform.bio</w:t>
+              <w:t xml:space="preserve">curl -​I https:​/​/​solange-​platform.​bio</w:t>
             </w:r>
           </w:p>
         </w:tc>
@@ -772,7 +772,7 @@
                 <w:sz w:val="18"/>
                 <w:szCs w:val="18"/>
               </w:rPr>
-              <w:t xml:space="preserve">HTTP 200 response, served by Netlify.</w:t>
+              <w:t xml:space="preserve">HTTP 200 response,​ served by Netlify.​</w:t>
             </w:r>
           </w:p>
         </w:tc>
@@ -1105,7 +1105,7 @@
                 <w:sz w:val="18"/>
                 <w:szCs w:val="18"/>
               </w:rPr>
-              <w:t xml:space="preserve">Authenticate to USC CARC Laguna (SSH or OnDemand shell) with NetID + Duo 2FA. Run:</w:t>
+              <w:t xml:space="preserve">Authenticate to USC CARC Laguna (SSH or OnDemand shell) with NetID + Duo 2FA.​ Run:​</w:t>
             </w:r>
           </w:p>
           <w:p>
@@ -1138,7 +1138,7 @@
                 <w:sz w:val="18"/>
                 <w:szCs w:val="18"/>
               </w:rPr>
-              <w:t xml:space="preserve">Duo 2FA prompt succeeds; output returns the operator's NetID and /home1/&lt;NetID&gt;.</w:t>
+              <w:t xml:space="preserve">Duo 2FA prompt succeeds; output returns the operator's NetID and /​home1/​&lt;​NetID&gt;​.​</w:t>
             </w:r>
           </w:p>
         </w:tc>
@@ -1251,7 +1251,7 @@
                 <w:sz w:val="18"/>
                 <w:szCs w:val="18"/>
               </w:rPr>
-              <w:t xml:space="preserve">With IBM Quantum credentials configured, run:</w:t>
+              <w:t xml:space="preserve">With IBM Quantum credentials configured,​ run:​</w:t>
             </w:r>
           </w:p>
           <w:p>
@@ -1264,7 +1264,7 @@
                 <w:sz w:val="18"/>
                 <w:szCs w:val="18"/>
               </w:rPr>
-              <w:t xml:space="preserve">python -c "from qiskit_ibm_runtime import QiskitRuntimeService; print([b.name for b in QiskitRuntimeService().backends()])"</w:t>
+              <w:t xml:space="preserve">python -​c "from qiskit_​ibm_​runtime import QiskitRuntimeService; print([b.​name for b in QiskitRuntimeService().​backends()])"</w:t>
             </w:r>
           </w:p>
         </w:tc>
@@ -1284,7 +1284,7 @@
                 <w:sz w:val="18"/>
                 <w:szCs w:val="18"/>
               </w:rPr>
-              <w:t xml:space="preserve">Returns a non-empty list of backend names (e.g. ibm_fez, ibm_marrakesh, ibm_kingston).</w:t>
+              <w:t xml:space="preserve">Returns a non-​empty list of backend names (e.​g.​ ibm_​fez,​ ibm_​marrakesh,​ ibm_​kingston).​</w:t>
             </w:r>
           </w:p>
         </w:tc>
@@ -1617,7 +1617,7 @@
                 <w:sz w:val="18"/>
                 <w:szCs w:val="18"/>
               </w:rPr>
-              <w:t xml:space="preserve">Re-run step 5.1.1 and compare, line by line, against backend/requirements.txt.</w:t>
+              <w:t xml:space="preserve">Re-​run step 5.​1.​1 and compare,​ line by line,​ against backend/​requirements.​txt.​</w:t>
             </w:r>
           </w:p>
         </w:tc>
@@ -1637,7 +1637,7 @@
                 <w:sz w:val="18"/>
                 <w:szCs w:val="18"/>
               </w:rPr>
-              <w:t xml:space="preserve">Zero-tolerance exact match on every pinned package. Any mismatch is logged as a deviation (Section 7).</w:t>
+              <w:t xml:space="preserve">Zero-​tolerance exact match on every pinned package.​ Any mismatch is logged as a deviation (Section 7).​</w:t>
             </w:r>
           </w:p>
         </w:tc>
@@ -1750,7 +1750,7 @@
                 <w:sz w:val="18"/>
                 <w:szCs w:val="18"/>
               </w:rPr>
-              <w:t xml:space="preserve">On Laguna, after activating the environment per GETTING_STARTED.md, run:</w:t>
+              <w:t xml:space="preserve">On Laguna,​ after activating the environment per GETTING_​STARTED.​md,​ run:​</w:t>
             </w:r>
           </w:p>
           <w:p>
@@ -1763,7 +1763,7 @@
                 <w:sz w:val="18"/>
                 <w:szCs w:val="18"/>
               </w:rPr>
-              <w:t xml:space="preserve">python -c "import block2, pyscf; print(block2.__version__, pyscf.__version__)"</w:t>
+              <w:t xml:space="preserve">python -​c "import block2,​ pyscf; print(block2.​_​_​version_​_​,​ pyscf.​_​_​version_​_​)"</w:t>
             </w:r>
           </w:p>
         </w:tc>
@@ -1783,7 +1783,7 @@
                 <w:sz w:val="18"/>
                 <w:szCs w:val="18"/>
               </w:rPr>
-              <w:t xml:space="preserve">OPEN ITEM: no lockfile exists for the Laguna environment today. This step records the first baseline rather than checking against a prior spec. Corrective action: generate and commit a conda environment export (e.g. "conda env export") so future IQ executions have a real target to check against.</w:t>
+              <w:t xml:space="preserve">OPEN ITEM:​ no lockfile exists for the Laguna environment today.​ This step records the first baseline rather than checking against a prior spec.​ Corrective action:​ generate and commit a conda environment export (e.​g.​ "conda env export") so future IQ executions have a real target to check against.​</w:t>
             </w:r>
           </w:p>
         </w:tc>
@@ -2116,7 +2116,7 @@
                 <w:sz w:val="18"/>
                 <w:szCs w:val="18"/>
               </w:rPr>
-              <w:t xml:space="preserve">Confirm the backend is deployed as its own isolated Render Web Service (Render dashboard → service list), not sharing a filesystem or process with any other deployed service.</w:t>
+              <w:t xml:space="preserve">Confirm the backend is deployed as its own isolated Render Web Service (Render dashboard → service list),​ not sharing a filesystem or process with any other deployed service.​</w:t>
             </w:r>
           </w:p>
         </w:tc>
@@ -2136,7 +2136,7 @@
                 <w:sz w:val="18"/>
                 <w:szCs w:val="18"/>
               </w:rPr>
-              <w:t xml:space="preserve">Backend service is listed as a distinct, isolated Web Service.</w:t>
+              <w:t xml:space="preserve">Backend service is listed as a distinct,​ isolated Web Service.​</w:t>
             </w:r>
           </w:p>
         </w:tc>
@@ -2249,7 +2249,7 @@
                 <w:sz w:val="18"/>
                 <w:szCs w:val="18"/>
               </w:rPr>
-              <w:t xml:space="preserve">On Laguna, run the login shortcut and confirm it activates the intended environment, not the system default:</w:t>
+              <w:t xml:space="preserve">On Laguna,​ run the login shortcut and confirm it activates the intended environment,​ not the system default:​</w:t>
             </w:r>
           </w:p>
           <w:p>
@@ -2282,7 +2282,7 @@
                 <w:sz w:val="18"/>
                 <w:szCs w:val="18"/>
               </w:rPr>
-              <w:t xml:space="preserve">Active Python path resolves inside the intended conda/mamba environment (per GETTING_STARTED.md step 4); the environment list shows it as the active (*) environment.</w:t>
+              <w:t xml:space="preserve">Active Python path resolves inside the intended conda/​mamba environment (per GETTING_​STARTED.​md step 4); the environment list shows it as the active (*) environment.​</w:t>
             </w:r>
           </w:p>
         </w:tc>
